--- a/Knowledge/3-Work knowledge/1-Software Engineering/2-General Technologies/9-Databases/5-My Source/1-Intro to Databases/1-Database.docx
+++ b/Knowledge/3-Work knowledge/1-Software Engineering/2-General Technologies/9-Databases/5-My Source/1-Intro to Databases/1-Database.docx
@@ -9,6 +9,9 @@
       <w:bookmarkStart w:id="0" w:name="_qwpwgtwgtoo2" w:colFirst="0" w:colLast="0"/>
       <w:bookmarkEnd w:id="0"/>
       <w:r>
+        <w:rPr>
+          <w:rFonts w:ascii="Arial" w:hAnsi="Arial" w:eastAsia="Arial"/>
+        </w:rPr>
         <w:t>Database</w:t>
       </w:r>
     </w:p>
@@ -18,6 +21,7 @@
       </w:pPr>
       <w:r>
         <w:rPr>
+          <w:rFonts w:ascii="Arial" w:hAnsi="Arial" w:eastAsia="Arial"/>
           <w:b/>
           <w:color w:val="000000"/>
           <w:sz w:val="18"/>
@@ -27,6 +31,7 @@
       </w:r>
       <w:r>
         <w:rPr>
+          <w:rFonts w:ascii="Arial" w:hAnsi="Arial" w:eastAsia="Arial"/>
           <w:color w:val="000000"/>
           <w:sz w:val="18"/>
           <w:highlight w:val="lightGray"/>
@@ -35,6 +40,7 @@
       </w:r>
       <w:r>
         <w:rPr>
+          <w:rFonts w:ascii="Arial" w:hAnsi="Arial" w:eastAsia="Arial"/>
           <w:b/>
           <w:color w:val="000000"/>
           <w:sz w:val="18"/>
@@ -44,6 +50,7 @@
       </w:r>
       <w:r>
         <w:rPr>
+          <w:rFonts w:ascii="Arial" w:hAnsi="Arial" w:eastAsia="Arial"/>
           <w:color w:val="000000"/>
           <w:sz w:val="18"/>
           <w:highlight w:val="lightGray"/>
@@ -52,6 +59,7 @@
       </w:r>
       <w:r>
         <w:rPr>
+          <w:rFonts w:ascii="Arial" w:hAnsi="Arial" w:eastAsia="Arial"/>
           <w:b/>
           <w:color w:val="000000"/>
           <w:sz w:val="18"/>
@@ -61,6 +69,7 @@
       </w:r>
       <w:r>
         <w:rPr>
+          <w:rFonts w:ascii="Arial" w:hAnsi="Arial" w:eastAsia="Arial"/>
           <w:color w:val="000000"/>
           <w:sz w:val="18"/>
           <w:highlight w:val="lightGray"/>
@@ -138,6 +147,9 @@
       <w:bookmarkStart w:id="1" w:name="_yxwy2w1s2lvm" w:colFirst="0" w:colLast="0"/>
       <w:bookmarkEnd w:id="1"/>
       <w:r>
+        <w:rPr>
+          <w:rFonts w:ascii="Arial" w:hAnsi="Arial" w:eastAsia="Arial"/>
+        </w:rPr>
         <w:t>🔑 Key Concepts</w:t>
       </w:r>
     </w:p>
@@ -147,6 +159,7 @@
       </w:pPr>
       <w:r>
         <w:rPr>
+          <w:rFonts w:ascii="Arial" w:hAnsi="Arial" w:eastAsia="Arial"/>
           <w:b/>
           <w:color w:val="000000"/>
           <w:sz w:val="18"/>
@@ -156,6 +169,7 @@
       </w:r>
       <w:r>
         <w:rPr>
+          <w:rFonts w:ascii="Arial" w:hAnsi="Arial" w:eastAsia="Arial"/>
           <w:color w:val="000000"/>
           <w:sz w:val="18"/>
           <w:highlight w:val="lightGray"/>
@@ -164,6 +178,7 @@
       </w:r>
       <w:r>
         <w:rPr>
+          <w:rFonts w:ascii="Arial" w:hAnsi="Arial" w:eastAsia="Arial"/>
           <w:b/>
           <w:color w:val="000000"/>
           <w:sz w:val="18"/>
@@ -173,6 +188,7 @@
       </w:r>
       <w:r>
         <w:rPr>
+          <w:rFonts w:ascii="Arial" w:hAnsi="Arial" w:eastAsia="Arial"/>
           <w:color w:val="000000"/>
           <w:sz w:val="18"/>
           <w:highlight w:val="lightGray"/>
@@ -181,6 +197,7 @@
       </w:r>
       <w:r>
         <w:rPr>
+          <w:rFonts w:ascii="Arial" w:hAnsi="Arial" w:eastAsia="Arial"/>
           <w:b/>
           <w:color w:val="000000"/>
           <w:sz w:val="18"/>
@@ -190,6 +207,7 @@
       </w:r>
       <w:r>
         <w:rPr>
+          <w:rFonts w:ascii="Arial" w:hAnsi="Arial" w:eastAsia="Arial"/>
           <w:color w:val="000000"/>
           <w:sz w:val="18"/>
           <w:highlight w:val="lightGray"/>
@@ -348,6 +366,9 @@
       <w:bookmarkStart w:id="2" w:name="_v3szfr7gxoc8" w:colFirst="0" w:colLast="0"/>
       <w:bookmarkEnd w:id="2"/>
       <w:r>
+        <w:rPr>
+          <w:rFonts w:ascii="Arial" w:hAnsi="Arial" w:eastAsia="Arial"/>
+        </w:rPr>
         <w:t>Types of Databases</w:t>
       </w:r>
     </w:p>
@@ -357,6 +378,7 @@
       </w:pPr>
       <w:r>
         <w:rPr>
+          <w:rFonts w:ascii="Arial" w:hAnsi="Arial" w:eastAsia="Arial"/>
           <w:b/>
           <w:bCs/>
           <w:sz w:val="18"/>
@@ -367,6 +389,7 @@
       </w:r>
       <w:r>
         <w:rPr>
+          <w:rFonts w:ascii="Arial" w:hAnsi="Arial" w:eastAsia="Arial"/>
           <w:sz w:val="18"/>
           <w:szCs w:val="18"/>
           <w:highlight w:val="lightGray"/>
@@ -375,6 +398,7 @@
       </w:r>
       <w:r>
         <w:rPr>
+          <w:rFonts w:ascii="Arial" w:hAnsi="Arial" w:eastAsia="Arial"/>
           <w:color w:val="000000"/>
           <w:sz w:val="18"/>
           <w:highlight w:val="lightGray"/>
@@ -383,6 +407,7 @@
       </w:r>
       <w:r>
         <w:rPr>
+          <w:rFonts w:ascii="Arial" w:hAnsi="Arial" w:eastAsia="Arial"/>
           <w:sz w:val="18"/>
           <w:szCs w:val="18"/>
           <w:highlight w:val="lightGray"/>
@@ -391,6 +416,7 @@
       </w:r>
       <w:r>
         <w:rPr>
+          <w:rFonts w:ascii="Arial" w:hAnsi="Arial" w:eastAsia="Arial"/>
           <w:b/>
           <w:bCs/>
           <w:sz w:val="18"/>
@@ -401,6 +427,7 @@
       </w:r>
       <w:r>
         <w:rPr>
+          <w:rFonts w:ascii="Arial" w:hAnsi="Arial" w:eastAsia="Arial"/>
           <w:sz w:val="18"/>
           <w:szCs w:val="18"/>
           <w:highlight w:val="lightGray"/>
@@ -409,6 +436,7 @@
       </w:r>
       <w:r>
         <w:rPr>
+          <w:rFonts w:ascii="Arial" w:hAnsi="Arial" w:eastAsia="Arial"/>
           <w:b/>
           <w:bCs/>
           <w:sz w:val="18"/>
@@ -419,6 +447,7 @@
       </w:r>
       <w:r>
         <w:rPr>
+          <w:rFonts w:ascii="Arial" w:hAnsi="Arial" w:eastAsia="Arial"/>
           <w:sz w:val="18"/>
           <w:szCs w:val="18"/>
           <w:highlight w:val="lightGray"/>
@@ -427,6 +456,7 @@
       </w:r>
       <w:r>
         <w:rPr>
+          <w:rFonts w:ascii="Arial" w:hAnsi="Arial" w:eastAsia="Arial"/>
           <w:sz w:val="18"/>
           <w:highlight w:val="lightGray"/>
         </w:rPr>
@@ -434,6 +464,7 @@
       </w:r>
       <w:r>
         <w:rPr>
+          <w:rFonts w:ascii="Arial" w:hAnsi="Arial" w:eastAsia="Arial"/>
           <w:sz w:val="18"/>
           <w:highlight w:val="lightGray"/>
         </w:rPr>
@@ -441,6 +472,7 @@
       </w:r>
       <w:r>
         <w:rPr>
+          <w:rFonts w:ascii="Arial" w:hAnsi="Arial" w:eastAsia="Arial"/>
           <w:color w:val="000000"/>
           <w:sz w:val="18"/>
           <w:highlight w:val="lightGray"/>
@@ -449,6 +481,7 @@
       </w:r>
       <w:r>
         <w:rPr>
+          <w:rFonts w:ascii="Arial" w:hAnsi="Arial" w:eastAsia="Arial"/>
           <w:b/>
           <w:color w:val="000000"/>
           <w:sz w:val="18"/>
@@ -458,6 +491,7 @@
       </w:r>
       <w:r>
         <w:rPr>
+          <w:rFonts w:ascii="Arial" w:hAnsi="Arial" w:eastAsia="Arial"/>
           <w:color w:val="000000"/>
           <w:sz w:val="18"/>
           <w:highlight w:val="lightGray"/>
@@ -466,6 +500,7 @@
       </w:r>
       <w:r>
         <w:rPr>
+          <w:rFonts w:ascii="Arial" w:hAnsi="Arial" w:eastAsia="Arial"/>
           <w:sz w:val="18"/>
           <w:highlight w:val="lightGray"/>
         </w:rPr>
@@ -473,6 +508,7 @@
       </w:r>
       <w:r>
         <w:rPr>
+          <w:rFonts w:ascii="Arial" w:hAnsi="Arial" w:eastAsia="Arial"/>
           <w:sz w:val="18"/>
           <w:highlight w:val="lightGray"/>
         </w:rPr>
@@ -480,6 +516,7 @@
       </w:r>
       <w:r>
         <w:rPr>
+          <w:rFonts w:ascii="Arial" w:hAnsi="Arial" w:eastAsia="Arial"/>
           <w:sz w:val="18"/>
           <w:highlight w:val="lightGray"/>
         </w:rPr>
@@ -487,6 +524,7 @@
       </w:r>
       <w:r>
         <w:rPr>
+          <w:rFonts w:ascii="Arial" w:hAnsi="Arial" w:eastAsia="Arial"/>
           <w:sz w:val="18"/>
           <w:highlight w:val="lightGray"/>
         </w:rPr>
@@ -494,6 +532,7 @@
       </w:r>
       <w:r>
         <w:rPr>
+          <w:rFonts w:ascii="Arial" w:hAnsi="Arial" w:eastAsia="Arial"/>
           <w:sz w:val="18"/>
           <w:highlight w:val="lightGray"/>
         </w:rPr>
@@ -506,6 +545,7 @@
       </w:pPr>
       <w:r>
         <w:rPr>
+          <w:rFonts w:ascii="Arial" w:hAnsi="Arial" w:eastAsia="Arial"/>
           <w:noProof/>
         </w:rPr>
         <w:drawing>
@@ -578,10 +618,14 @@
       <w:bookmarkStart w:id="3" w:name="_14rqfdqogsmv" w:colFirst="0" w:colLast="0"/>
       <w:bookmarkEnd w:id="3"/>
       <w:r>
+        <w:rPr>
+          <w:rFonts w:ascii="Arial" w:hAnsi="Arial" w:eastAsia="Arial"/>
+        </w:rPr>
         <w:t xml:space="preserve">🧱 Relational Databases and </w:t>
       </w:r>
       <w:r>
         <w:rPr>
+          <w:rFonts w:ascii="Arial" w:hAnsi="Arial" w:eastAsia="Arial"/>
           <w:b/>
           <w:bCs/>
           <w:sz w:val="22"/>
@@ -596,6 +640,7 @@
       </w:pPr>
       <w:r>
         <w:rPr>
+          <w:rFonts w:ascii="Arial" w:hAnsi="Arial" w:eastAsia="Arial"/>
           <w:b/>
           <w:color w:val="000000"/>
           <w:sz w:val="18"/>
@@ -605,6 +650,7 @@
       </w:r>
       <w:r>
         <w:rPr>
+          <w:rFonts w:ascii="Arial" w:hAnsi="Arial" w:eastAsia="Arial"/>
           <w:color w:val="000000"/>
           <w:sz w:val="18"/>
           <w:highlight w:val="lightGray"/>
@@ -613,6 +659,7 @@
       </w:r>
       <w:r>
         <w:rPr>
+          <w:rFonts w:ascii="Arial" w:hAnsi="Arial" w:eastAsia="Arial"/>
           <w:b/>
           <w:color w:val="000000"/>
           <w:sz w:val="18"/>
@@ -622,6 +669,7 @@
       </w:r>
       <w:r>
         <w:rPr>
+          <w:rFonts w:ascii="Arial" w:hAnsi="Arial" w:eastAsia="Arial"/>
           <w:color w:val="000000"/>
           <w:sz w:val="18"/>
           <w:highlight w:val="lightGray"/>
@@ -630,6 +678,7 @@
       </w:r>
       <w:r>
         <w:rPr>
+          <w:rFonts w:ascii="Arial" w:hAnsi="Arial" w:eastAsia="Arial"/>
           <w:b/>
           <w:color w:val="000000"/>
           <w:sz w:val="18"/>
@@ -639,6 +688,7 @@
       </w:r>
       <w:r>
         <w:rPr>
+          <w:rFonts w:ascii="Arial" w:hAnsi="Arial" w:eastAsia="Arial"/>
           <w:color w:val="000000"/>
           <w:sz w:val="18"/>
           <w:highlight w:val="lightGray"/>
@@ -846,6 +896,9 @@
       <w:bookmarkStart w:id="4" w:name="_ltvnixlx552c" w:colFirst="0" w:colLast="0"/>
       <w:bookmarkEnd w:id="4"/>
       <w:r>
+        <w:rPr>
+          <w:rFonts w:ascii="Arial" w:hAnsi="Arial" w:eastAsia="Arial"/>
+        </w:rPr>
         <w:t>📦 Example: A Table in a Relational Database</w:t>
       </w:r>
     </w:p>
@@ -862,6 +915,7 @@
       </w:pPr>
       <w:r>
         <w:rPr>
+          <w:rFonts w:ascii="Arial" w:hAnsi="Arial" w:eastAsia="Arial"/>
           <w:b/>
           <w:color w:val="000000"/>
           <w:sz w:val="18"/>
@@ -871,6 +925,7 @@
       </w:r>
       <w:r>
         <w:rPr>
+          <w:rFonts w:ascii="Arial" w:hAnsi="Arial" w:eastAsia="Arial"/>
           <w:color w:val="000000"/>
           <w:sz w:val="18"/>
           <w:highlight w:val="lightGray"/>
@@ -879,6 +934,7 @@
       </w:r>
       <w:r>
         <w:rPr>
+          <w:rFonts w:ascii="Arial" w:hAnsi="Arial" w:eastAsia="Arial"/>
           <w:b/>
           <w:color w:val="000000"/>
           <w:sz w:val="18"/>
@@ -888,6 +944,7 @@
       </w:r>
       <w:r>
         <w:rPr>
+          <w:rFonts w:ascii="Arial" w:hAnsi="Arial" w:eastAsia="Arial"/>
           <w:color w:val="000000"/>
           <w:sz w:val="18"/>
           <w:highlight w:val="lightGray"/>
@@ -896,6 +953,7 @@
       </w:r>
       <w:r>
         <w:rPr>
+          <w:rFonts w:ascii="Arial" w:hAnsi="Arial" w:eastAsia="Arial"/>
           <w:b/>
           <w:color w:val="000000"/>
           <w:sz w:val="18"/>
@@ -905,6 +963,7 @@
       </w:r>
       <w:r>
         <w:rPr>
+          <w:rFonts w:ascii="Arial" w:hAnsi="Arial" w:eastAsia="Arial"/>
           <w:color w:val="000000"/>
           <w:sz w:val="18"/>
           <w:highlight w:val="lightGray"/>
@@ -915,6 +974,7 @@
     <w:p>
       <w:r>
         <w:rPr>
+          <w:rFonts w:ascii="Arial" w:hAnsi="Arial" w:eastAsia="Arial"/>
           <w:noProof/>
         </w:rPr>
         <w:drawing>
@@ -999,7 +1059,7 @@
             </w:pPr>
             <w:r>
               <w:rPr>
-                <w:rFonts w:ascii="Roboto Mono" w:eastAsia="Roboto Mono" w:hAnsi="Roboto Mono"/>
+                <w:rFonts w:ascii="Arial" w:eastAsia="Arial" w:hAnsi="Arial"/>
                 <w:b/>
                 <w:bCs/>
               </w:rPr>
@@ -1029,7 +1089,7 @@
             </w:pPr>
             <w:r>
               <w:rPr>
-                <w:rFonts w:ascii="Roboto Mono" w:eastAsia="Roboto Mono" w:hAnsi="Roboto Mono"/>
+                <w:rFonts w:ascii="Arial" w:eastAsia="Arial" w:hAnsi="Arial"/>
                 <w:b/>
                 <w:bCs/>
               </w:rPr>
@@ -1059,7 +1119,7 @@
             </w:pPr>
             <w:r>
               <w:rPr>
-                <w:rFonts w:ascii="Roboto Mono" w:eastAsia="Roboto Mono" w:hAnsi="Roboto Mono"/>
+                <w:rFonts w:ascii="Arial" w:eastAsia="Arial" w:hAnsi="Arial"/>
                 <w:b/>
                 <w:bCs/>
               </w:rPr>
@@ -1091,7 +1151,7 @@
           <w:p>
             <w:r>
               <w:rPr>
-                <w:rFonts w:ascii="Roboto Mono" w:eastAsia="Roboto Mono" w:hAnsi="Roboto Mono"/>
+                <w:rFonts w:ascii="Arial" w:eastAsia="Arial" w:hAnsi="Arial"/>
               </w:rPr>
               <w:t>1</w:t>
             </w:r>
@@ -1116,7 +1176,7 @@
           <w:p>
             <w:r>
               <w:rPr>
-                <w:rFonts w:ascii="Roboto Mono" w:eastAsia="Roboto Mono" w:hAnsi="Roboto Mono"/>
+                <w:rFonts w:ascii="Arial" w:eastAsia="Arial" w:hAnsi="Arial"/>
               </w:rPr>
               <w:t>Alice</w:t>
             </w:r>
@@ -1141,7 +1201,7 @@
           <w:p>
             <w:r>
               <w:rPr>
-                <w:rFonts w:ascii="Roboto Mono" w:eastAsia="Roboto Mono" w:hAnsi="Roboto Mono"/>
+                <w:rFonts w:ascii="Arial" w:eastAsia="Arial" w:hAnsi="Arial"/>
               </w:rPr>
               <w:t>alice@example.com</w:t>
             </w:r>
@@ -1171,7 +1231,7 @@
           <w:p>
             <w:r>
               <w:rPr>
-                <w:rFonts w:ascii="Roboto Mono" w:eastAsia="Roboto Mono" w:hAnsi="Roboto Mono"/>
+                <w:rFonts w:ascii="Arial" w:eastAsia="Arial" w:hAnsi="Arial"/>
               </w:rPr>
               <w:t>2</w:t>
             </w:r>
@@ -1196,7 +1256,7 @@
           <w:p>
             <w:r>
               <w:rPr>
-                <w:rFonts w:ascii="Roboto Mono" w:eastAsia="Roboto Mono" w:hAnsi="Roboto Mono"/>
+                <w:rFonts w:ascii="Arial" w:eastAsia="Arial" w:hAnsi="Arial"/>
               </w:rPr>
               <w:t>Bob</w:t>
             </w:r>
@@ -1221,7 +1281,7 @@
           <w:p>
             <w:r>
               <w:rPr>
-                <w:rFonts w:ascii="Roboto Mono" w:eastAsia="Roboto Mono" w:hAnsi="Roboto Mono"/>
+                <w:rFonts w:ascii="Arial" w:eastAsia="Arial" w:hAnsi="Arial"/>
               </w:rPr>
               <w:t>bob@example.com</w:t>
             </w:r>
@@ -1288,6 +1348,9 @@
       <w:bookmarkStart w:id="5" w:name="_8jo4llvu0oiu" w:colFirst="0" w:colLast="0"/>
       <w:bookmarkEnd w:id="5"/>
       <w:r>
+        <w:rPr>
+          <w:rFonts w:ascii="Arial" w:hAnsi="Arial" w:eastAsia="Arial"/>
+        </w:rPr>
         <w:t>💡 Common Uses</w:t>
       </w:r>
     </w:p>
@@ -1297,6 +1360,7 @@
       </w:pPr>
       <w:r>
         <w:rPr>
+          <w:rFonts w:ascii="Arial" w:hAnsi="Arial" w:eastAsia="Arial"/>
           <w:b/>
           <w:color w:val="000000"/>
           <w:sz w:val="18"/>
@@ -1306,6 +1370,7 @@
       </w:r>
       <w:r>
         <w:rPr>
+          <w:rFonts w:ascii="Arial" w:hAnsi="Arial" w:eastAsia="Arial"/>
           <w:color w:val="000000"/>
           <w:sz w:val="18"/>
           <w:highlight w:val="lightGray"/>
@@ -1314,6 +1379,7 @@
       </w:r>
       <w:r>
         <w:rPr>
+          <w:rFonts w:ascii="Arial" w:hAnsi="Arial" w:eastAsia="Arial"/>
           <w:b/>
           <w:color w:val="000000"/>
           <w:sz w:val="18"/>
@@ -1323,6 +1389,7 @@
       </w:r>
       <w:r>
         <w:rPr>
+          <w:rFonts w:ascii="Arial" w:hAnsi="Arial" w:eastAsia="Arial"/>
           <w:color w:val="000000"/>
           <w:sz w:val="18"/>
           <w:highlight w:val="lightGray"/>
@@ -1331,6 +1398,7 @@
       </w:r>
       <w:r>
         <w:rPr>
+          <w:rFonts w:ascii="Arial" w:hAnsi="Arial" w:eastAsia="Arial"/>
           <w:b/>
           <w:color w:val="000000"/>
           <w:sz w:val="18"/>
@@ -1340,6 +1408,7 @@
       </w:r>
       <w:r>
         <w:rPr>
+          <w:rFonts w:ascii="Arial" w:hAnsi="Arial" w:eastAsia="Arial"/>
           <w:color w:val="000000"/>
           <w:sz w:val="18"/>
           <w:highlight w:val="lightGray"/>
@@ -1460,6 +1529,9 @@
       <w:bookmarkStart w:id="6" w:name="_hwfpfrc5lzf" w:colFirst="0" w:colLast="0"/>
       <w:bookmarkEnd w:id="6"/>
       <w:r>
+        <w:rPr>
+          <w:rFonts w:ascii="Arial" w:hAnsi="Arial" w:eastAsia="Arial"/>
+        </w:rPr>
         <w:t>what is schema of the database</w:t>
       </w:r>
     </w:p>
@@ -1469,6 +1541,7 @@
       </w:pPr>
       <w:r>
         <w:rPr>
+          <w:rFonts w:ascii="Arial" w:hAnsi="Arial" w:eastAsia="Arial"/>
           <w:b/>
           <w:color w:val="000000"/>
           <w:sz w:val="18"/>
@@ -1478,6 +1551,7 @@
       </w:r>
       <w:r>
         <w:rPr>
+          <w:rFonts w:ascii="Arial" w:hAnsi="Arial" w:eastAsia="Arial"/>
           <w:color w:val="000000"/>
           <w:sz w:val="18"/>
           <w:highlight w:val="lightGray"/>
@@ -1486,6 +1560,7 @@
       </w:r>
       <w:r>
         <w:rPr>
+          <w:rFonts w:ascii="Arial" w:hAnsi="Arial" w:eastAsia="Arial"/>
           <w:b/>
           <w:color w:val="000000"/>
           <w:sz w:val="18"/>
@@ -1495,6 +1570,7 @@
       </w:r>
       <w:r>
         <w:rPr>
+          <w:rFonts w:ascii="Arial" w:hAnsi="Arial" w:eastAsia="Arial"/>
           <w:color w:val="000000"/>
           <w:sz w:val="18"/>
           <w:highlight w:val="lightGray"/>
@@ -1503,6 +1579,7 @@
       </w:r>
       <w:r>
         <w:rPr>
+          <w:rFonts w:ascii="Arial" w:hAnsi="Arial" w:eastAsia="Arial"/>
           <w:b/>
           <w:color w:val="000000"/>
           <w:sz w:val="18"/>
@@ -1512,6 +1589,7 @@
       </w:r>
       <w:r>
         <w:rPr>
+          <w:rFonts w:ascii="Arial" w:hAnsi="Arial" w:eastAsia="Arial"/>
           <w:color w:val="000000"/>
           <w:sz w:val="18"/>
           <w:highlight w:val="lightGray"/>
@@ -1586,6 +1664,7 @@
       <w:bookmarkEnd w:id="7"/>
       <w:r>
         <w:rPr>
+          <w:rFonts w:ascii="Arial" w:hAnsi="Arial" w:eastAsia="Arial"/>
           <w:b/>
           <w:bCs/>
           <w:color w:val="000000"/>
@@ -1601,6 +1680,7 @@
       </w:pPr>
       <w:r>
         <w:rPr>
+          <w:rFonts w:ascii="Arial" w:hAnsi="Arial" w:eastAsia="Arial"/>
           <w:b/>
           <w:color w:val="000000"/>
           <w:sz w:val="18"/>
@@ -1610,6 +1690,7 @@
       </w:r>
       <w:r>
         <w:rPr>
+          <w:rFonts w:ascii="Arial" w:hAnsi="Arial" w:eastAsia="Arial"/>
           <w:color w:val="000000"/>
           <w:sz w:val="18"/>
           <w:highlight w:val="lightGray"/>
@@ -1618,6 +1699,7 @@
       </w:r>
       <w:r>
         <w:rPr>
+          <w:rFonts w:ascii="Arial" w:hAnsi="Arial" w:eastAsia="Arial"/>
           <w:b/>
           <w:color w:val="000000"/>
           <w:sz w:val="18"/>
@@ -1627,6 +1709,7 @@
       </w:r>
       <w:r>
         <w:rPr>
+          <w:rFonts w:ascii="Arial" w:hAnsi="Arial" w:eastAsia="Arial"/>
           <w:color w:val="000000"/>
           <w:sz w:val="18"/>
           <w:highlight w:val="lightGray"/>
@@ -1635,6 +1718,7 @@
       </w:r>
       <w:r>
         <w:rPr>
+          <w:rFonts w:ascii="Arial" w:hAnsi="Arial" w:eastAsia="Arial"/>
           <w:b/>
           <w:color w:val="000000"/>
           <w:sz w:val="18"/>
@@ -1644,6 +1728,7 @@
       </w:r>
       <w:r>
         <w:rPr>
+          <w:rFonts w:ascii="Arial" w:hAnsi="Arial" w:eastAsia="Arial"/>
           <w:color w:val="000000"/>
           <w:sz w:val="18"/>
           <w:highlight w:val="lightGray"/>
@@ -2067,6 +2152,7 @@
       <w:bookmarkEnd w:id="8"/>
       <w:r>
         <w:rPr>
+          <w:rFonts w:ascii="Arial" w:hAnsi="Arial" w:eastAsia="Arial"/>
           <w:b/>
           <w:bCs/>
           <w:color w:val="000000"/>
@@ -2082,6 +2168,7 @@
       </w:pPr>
       <w:r>
         <w:rPr>
+          <w:rFonts w:ascii="Arial" w:hAnsi="Arial" w:eastAsia="Arial"/>
           <w:b/>
           <w:color w:val="000000"/>
           <w:sz w:val="18"/>
@@ -2091,6 +2178,7 @@
       </w:r>
       <w:r>
         <w:rPr>
+          <w:rFonts w:ascii="Arial" w:hAnsi="Arial" w:eastAsia="Arial"/>
           <w:color w:val="000000"/>
           <w:sz w:val="18"/>
           <w:highlight w:val="lightGray"/>
@@ -2099,6 +2187,7 @@
       </w:r>
       <w:r>
         <w:rPr>
+          <w:rFonts w:ascii="Arial" w:hAnsi="Arial" w:eastAsia="Arial"/>
           <w:b/>
           <w:color w:val="000000"/>
           <w:sz w:val="18"/>
@@ -2108,6 +2197,7 @@
       </w:r>
       <w:r>
         <w:rPr>
+          <w:rFonts w:ascii="Arial" w:hAnsi="Arial" w:eastAsia="Arial"/>
           <w:color w:val="000000"/>
           <w:sz w:val="18"/>
           <w:highlight w:val="lightGray"/>
@@ -2116,6 +2206,7 @@
       </w:r>
       <w:r>
         <w:rPr>
+          <w:rFonts w:ascii="Arial" w:hAnsi="Arial" w:eastAsia="Arial"/>
           <w:b/>
           <w:color w:val="000000"/>
           <w:sz w:val="18"/>
@@ -2125,6 +2216,7 @@
       </w:r>
       <w:r>
         <w:rPr>
+          <w:rFonts w:ascii="Arial" w:hAnsi="Arial" w:eastAsia="Arial"/>
           <w:color w:val="000000"/>
           <w:sz w:val="18"/>
           <w:highlight w:val="lightGray"/>
@@ -2135,6 +2227,7 @@
     <w:p>
       <w:r>
         <w:rPr>
+          <w:rFonts w:ascii="Arial" w:hAnsi="Arial" w:eastAsia="Arial"/>
           <w:noProof/>
         </w:rPr>
         <w:drawing>

--- a/Knowledge/3-Work knowledge/1-Software Engineering/2-General Technologies/9-Databases/5-My Source/1-Intro to Databases/1-Database.docx
+++ b/Knowledge/3-Work knowledge/1-Software Engineering/2-General Technologies/9-Databases/5-My Source/1-Intro to Databases/1-Database.docx
@@ -10,7 +10,7 @@
       <w:bookmarkEnd w:id="0"/>
       <w:r>
         <w:rPr>
-          <w:rFonts w:ascii="Arial" w:hAnsi="Arial" w:eastAsia="Arial"/>
+          <w:rFonts w:ascii="Calibri Light" w:eastAsia="Calibri Light" w:hAnsi="Calibri Light"/>
         </w:rPr>
         <w:t>Database</w:t>
       </w:r>
@@ -21,7 +21,7 @@
       </w:pPr>
       <w:r>
         <w:rPr>
-          <w:rFonts w:ascii="Arial" w:hAnsi="Arial" w:eastAsia="Arial"/>
+          <w:rFonts w:ascii="Arial" w:eastAsia="Arial" w:hAnsi="Arial"/>
           <w:b/>
           <w:color w:val="000000"/>
           <w:sz w:val="18"/>
@@ -31,16 +31,36 @@
       </w:r>
       <w:r>
         <w:rPr>
-          <w:rFonts w:ascii="Arial" w:hAnsi="Arial" w:eastAsia="Arial"/>
-          <w:color w:val="000000"/>
-          <w:sz w:val="18"/>
-          <w:highlight w:val="lightGray"/>
-        </w:rPr>
-        <w:t xml:space="preserve">: Persons Table -&gt; ID Column: 1, Name_En Column: Motasem Essam] -&gt; </w:t>
-      </w:r>
-      <w:r>
-        <w:rPr>
-          <w:rFonts w:ascii="Arial" w:hAnsi="Arial" w:eastAsia="Arial"/>
+          <w:rFonts w:ascii="Arial" w:eastAsia="Arial" w:hAnsi="Arial"/>
+          <w:color w:val="000000"/>
+          <w:sz w:val="18"/>
+          <w:highlight w:val="lightGray"/>
+        </w:rPr>
+        <w:t xml:space="preserve">: Persons Table -&gt; ID Column: 1, </w:t>
+      </w:r>
+      <w:proofErr w:type="spellStart"/>
+      <w:r>
+        <w:rPr>
+          <w:rFonts w:ascii="Arial" w:eastAsia="Arial" w:hAnsi="Arial"/>
+          <w:color w:val="000000"/>
+          <w:sz w:val="18"/>
+          <w:highlight w:val="lightGray"/>
+        </w:rPr>
+        <w:t>Name_En</w:t>
+      </w:r>
+      <w:proofErr w:type="spellEnd"/>
+      <w:r>
+        <w:rPr>
+          <w:rFonts w:ascii="Arial" w:eastAsia="Arial" w:hAnsi="Arial"/>
+          <w:color w:val="000000"/>
+          <w:sz w:val="18"/>
+          <w:highlight w:val="lightGray"/>
+        </w:rPr>
+        <w:t xml:space="preserve"> Column: Motasem Essam] -&gt; </w:t>
+      </w:r>
+      <w:r>
+        <w:rPr>
+          <w:rFonts w:ascii="Arial" w:eastAsia="Arial" w:hAnsi="Arial"/>
           <w:b/>
           <w:color w:val="000000"/>
           <w:sz w:val="18"/>
@@ -50,7 +70,7 @@
       </w:r>
       <w:r>
         <w:rPr>
-          <w:rFonts w:ascii="Arial" w:hAnsi="Arial" w:eastAsia="Arial"/>
+          <w:rFonts w:ascii="Arial" w:eastAsia="Arial" w:hAnsi="Arial"/>
           <w:color w:val="000000"/>
           <w:sz w:val="18"/>
           <w:highlight w:val="lightGray"/>
@@ -59,7 +79,7 @@
       </w:r>
       <w:r>
         <w:rPr>
-          <w:rFonts w:ascii="Arial" w:hAnsi="Arial" w:eastAsia="Arial"/>
+          <w:rFonts w:ascii="Arial" w:eastAsia="Arial" w:hAnsi="Arial"/>
           <w:b/>
           <w:color w:val="000000"/>
           <w:sz w:val="18"/>
@@ -69,7 +89,7 @@
       </w:r>
       <w:r>
         <w:rPr>
-          <w:rFonts w:ascii="Arial" w:hAnsi="Arial" w:eastAsia="Arial"/>
+          <w:rFonts w:ascii="Arial" w:eastAsia="Arial" w:hAnsi="Arial"/>
           <w:color w:val="000000"/>
           <w:sz w:val="18"/>
           <w:highlight w:val="lightGray"/>
@@ -148,7 +168,7 @@
       <w:bookmarkEnd w:id="1"/>
       <w:r>
         <w:rPr>
-          <w:rFonts w:ascii="Arial" w:hAnsi="Arial" w:eastAsia="Arial"/>
+          <w:rFonts w:ascii="Calibri Light" w:eastAsia="Calibri Light" w:hAnsi="Calibri Light"/>
         </w:rPr>
         <w:t>🔑 Key Concepts</w:t>
       </w:r>
@@ -159,7 +179,7 @@
       </w:pPr>
       <w:r>
         <w:rPr>
-          <w:rFonts w:ascii="Arial" w:hAnsi="Arial" w:eastAsia="Arial"/>
+          <w:rFonts w:ascii="Arial" w:eastAsia="Arial" w:hAnsi="Arial"/>
           <w:b/>
           <w:color w:val="000000"/>
           <w:sz w:val="18"/>
@@ -169,16 +189,36 @@
       </w:r>
       <w:r>
         <w:rPr>
-          <w:rFonts w:ascii="Arial" w:hAnsi="Arial" w:eastAsia="Arial"/>
-          <w:color w:val="000000"/>
-          <w:sz w:val="18"/>
-          <w:highlight w:val="lightGray"/>
-        </w:rPr>
-        <w:t xml:space="preserve">: Persons Table -&gt; ID Column: 1, Name_En Column: Motasem Essam] -&gt; </w:t>
-      </w:r>
-      <w:r>
-        <w:rPr>
-          <w:rFonts w:ascii="Arial" w:hAnsi="Arial" w:eastAsia="Arial"/>
+          <w:rFonts w:ascii="Arial" w:eastAsia="Arial" w:hAnsi="Arial"/>
+          <w:color w:val="000000"/>
+          <w:sz w:val="18"/>
+          <w:highlight w:val="lightGray"/>
+        </w:rPr>
+        <w:t xml:space="preserve">: Persons Table -&gt; ID Column: 1, </w:t>
+      </w:r>
+      <w:proofErr w:type="spellStart"/>
+      <w:r>
+        <w:rPr>
+          <w:rFonts w:ascii="Arial" w:eastAsia="Arial" w:hAnsi="Arial"/>
+          <w:color w:val="000000"/>
+          <w:sz w:val="18"/>
+          <w:highlight w:val="lightGray"/>
+        </w:rPr>
+        <w:t>Name_En</w:t>
+      </w:r>
+      <w:proofErr w:type="spellEnd"/>
+      <w:r>
+        <w:rPr>
+          <w:rFonts w:ascii="Arial" w:eastAsia="Arial" w:hAnsi="Arial"/>
+          <w:color w:val="000000"/>
+          <w:sz w:val="18"/>
+          <w:highlight w:val="lightGray"/>
+        </w:rPr>
+        <w:t xml:space="preserve"> Column: Motasem Essam] -&gt; </w:t>
+      </w:r>
+      <w:r>
+        <w:rPr>
+          <w:rFonts w:ascii="Arial" w:eastAsia="Arial" w:hAnsi="Arial"/>
           <w:b/>
           <w:color w:val="000000"/>
           <w:sz w:val="18"/>
@@ -188,7 +228,7 @@
       </w:r>
       <w:r>
         <w:rPr>
-          <w:rFonts w:ascii="Arial" w:hAnsi="Arial" w:eastAsia="Arial"/>
+          <w:rFonts w:ascii="Arial" w:eastAsia="Arial" w:hAnsi="Arial"/>
           <w:color w:val="000000"/>
           <w:sz w:val="18"/>
           <w:highlight w:val="lightGray"/>
@@ -197,7 +237,7 @@
       </w:r>
       <w:r>
         <w:rPr>
-          <w:rFonts w:ascii="Arial" w:hAnsi="Arial" w:eastAsia="Arial"/>
+          <w:rFonts w:ascii="Arial" w:eastAsia="Arial" w:hAnsi="Arial"/>
           <w:b/>
           <w:color w:val="000000"/>
           <w:sz w:val="18"/>
@@ -207,7 +247,7 @@
       </w:r>
       <w:r>
         <w:rPr>
-          <w:rFonts w:ascii="Arial" w:hAnsi="Arial" w:eastAsia="Arial"/>
+          <w:rFonts w:ascii="Arial" w:eastAsia="Arial" w:hAnsi="Arial"/>
           <w:color w:val="000000"/>
           <w:sz w:val="18"/>
           <w:highlight w:val="lightGray"/>
@@ -367,7 +407,7 @@
       <w:bookmarkEnd w:id="2"/>
       <w:r>
         <w:rPr>
-          <w:rFonts w:ascii="Arial" w:hAnsi="Arial" w:eastAsia="Arial"/>
+          <w:rFonts w:ascii="Calibri Light" w:eastAsia="Calibri Light" w:hAnsi="Calibri Light"/>
         </w:rPr>
         <w:t>Types of Databases</w:t>
       </w:r>
@@ -378,7 +418,7 @@
       </w:pPr>
       <w:r>
         <w:rPr>
-          <w:rFonts w:ascii="Arial" w:hAnsi="Arial" w:eastAsia="Arial"/>
+          <w:rFonts w:ascii="Arial" w:eastAsia="Arial" w:hAnsi="Arial"/>
           <w:b/>
           <w:bCs/>
           <w:sz w:val="18"/>
@@ -389,16 +429,36 @@
       </w:r>
       <w:r>
         <w:rPr>
-          <w:rFonts w:ascii="Arial" w:hAnsi="Arial" w:eastAsia="Arial"/>
+          <w:rFonts w:ascii="Arial" w:eastAsia="Arial" w:hAnsi="Arial"/>
           <w:sz w:val="18"/>
           <w:szCs w:val="18"/>
           <w:highlight w:val="lightGray"/>
         </w:rPr>
-        <w:t xml:space="preserve"> [Data Path: Persons Table -&gt; ID Column: 1, Name_En Column: </w:t>
-      </w:r>
-      <w:r>
-        <w:rPr>
-          <w:rFonts w:ascii="Arial" w:hAnsi="Arial" w:eastAsia="Arial"/>
+        <w:t xml:space="preserve"> [Data Path: Persons Table -&gt; ID Column: 1, </w:t>
+      </w:r>
+      <w:proofErr w:type="spellStart"/>
+      <w:r>
+        <w:rPr>
+          <w:rFonts w:ascii="Arial" w:eastAsia="Arial" w:hAnsi="Arial"/>
+          <w:sz w:val="18"/>
+          <w:szCs w:val="18"/>
+          <w:highlight w:val="lightGray"/>
+        </w:rPr>
+        <w:t>Name_En</w:t>
+      </w:r>
+      <w:proofErr w:type="spellEnd"/>
+      <w:r>
+        <w:rPr>
+          <w:rFonts w:ascii="Arial" w:eastAsia="Arial" w:hAnsi="Arial"/>
+          <w:sz w:val="18"/>
+          <w:szCs w:val="18"/>
+          <w:highlight w:val="lightGray"/>
+        </w:rPr>
+        <w:t xml:space="preserve"> Column: </w:t>
+      </w:r>
+      <w:r>
+        <w:rPr>
+          <w:rFonts w:ascii="Arial" w:eastAsia="Arial" w:hAnsi="Arial"/>
           <w:color w:val="000000"/>
           <w:sz w:val="18"/>
           <w:highlight w:val="lightGray"/>
@@ -407,7 +467,7 @@
       </w:r>
       <w:r>
         <w:rPr>
-          <w:rFonts w:ascii="Arial" w:hAnsi="Arial" w:eastAsia="Arial"/>
+          <w:rFonts w:ascii="Arial" w:eastAsia="Arial" w:hAnsi="Arial"/>
           <w:sz w:val="18"/>
           <w:szCs w:val="18"/>
           <w:highlight w:val="lightGray"/>
@@ -416,7 +476,7 @@
       </w:r>
       <w:r>
         <w:rPr>
-          <w:rFonts w:ascii="Arial" w:hAnsi="Arial" w:eastAsia="Arial"/>
+          <w:rFonts w:ascii="Arial" w:eastAsia="Arial" w:hAnsi="Arial"/>
           <w:b/>
           <w:bCs/>
           <w:sz w:val="18"/>
@@ -427,7 +487,7 @@
       </w:r>
       <w:r>
         <w:rPr>
-          <w:rFonts w:ascii="Arial" w:hAnsi="Arial" w:eastAsia="Arial"/>
+          <w:rFonts w:ascii="Arial" w:eastAsia="Arial" w:hAnsi="Arial"/>
           <w:sz w:val="18"/>
           <w:szCs w:val="18"/>
           <w:highlight w:val="lightGray"/>
@@ -436,7 +496,7 @@
       </w:r>
       <w:r>
         <w:rPr>
-          <w:rFonts w:ascii="Arial" w:hAnsi="Arial" w:eastAsia="Arial"/>
+          <w:rFonts w:ascii="Arial" w:eastAsia="Arial" w:hAnsi="Arial"/>
           <w:b/>
           <w:bCs/>
           <w:sz w:val="18"/>
@@ -447,7 +507,7 @@
       </w:r>
       <w:r>
         <w:rPr>
-          <w:rFonts w:ascii="Arial" w:hAnsi="Arial" w:eastAsia="Arial"/>
+          <w:rFonts w:ascii="Arial" w:eastAsia="Arial" w:hAnsi="Arial"/>
           <w:sz w:val="18"/>
           <w:szCs w:val="18"/>
           <w:highlight w:val="lightGray"/>
@@ -456,7 +516,7 @@
       </w:r>
       <w:r>
         <w:rPr>
-          <w:rFonts w:ascii="Arial" w:hAnsi="Arial" w:eastAsia="Arial"/>
+          <w:rFonts w:ascii="Arial" w:eastAsia="Arial" w:hAnsi="Arial"/>
           <w:sz w:val="18"/>
           <w:highlight w:val="lightGray"/>
         </w:rPr>
@@ -464,7 +524,7 @@
       </w:r>
       <w:r>
         <w:rPr>
-          <w:rFonts w:ascii="Arial" w:hAnsi="Arial" w:eastAsia="Arial"/>
+          <w:rFonts w:ascii="Arial" w:eastAsia="Arial" w:hAnsi="Arial"/>
           <w:sz w:val="18"/>
           <w:highlight w:val="lightGray"/>
         </w:rPr>
@@ -472,7 +532,7 @@
       </w:r>
       <w:r>
         <w:rPr>
-          <w:rFonts w:ascii="Arial" w:hAnsi="Arial" w:eastAsia="Arial"/>
+          <w:rFonts w:ascii="Arial" w:eastAsia="Arial" w:hAnsi="Arial"/>
           <w:color w:val="000000"/>
           <w:sz w:val="18"/>
           <w:highlight w:val="lightGray"/>
@@ -481,7 +541,7 @@
       </w:r>
       <w:r>
         <w:rPr>
-          <w:rFonts w:ascii="Arial" w:hAnsi="Arial" w:eastAsia="Arial"/>
+          <w:rFonts w:ascii="Arial" w:eastAsia="Arial" w:hAnsi="Arial"/>
           <w:b/>
           <w:color w:val="000000"/>
           <w:sz w:val="18"/>
@@ -491,7 +551,7 @@
       </w:r>
       <w:r>
         <w:rPr>
-          <w:rFonts w:ascii="Arial" w:hAnsi="Arial" w:eastAsia="Arial"/>
+          <w:rFonts w:ascii="Arial" w:eastAsia="Arial" w:hAnsi="Arial"/>
           <w:color w:val="000000"/>
           <w:sz w:val="18"/>
           <w:highlight w:val="lightGray"/>
@@ -500,7 +560,7 @@
       </w:r>
       <w:r>
         <w:rPr>
-          <w:rFonts w:ascii="Arial" w:hAnsi="Arial" w:eastAsia="Arial"/>
+          <w:rFonts w:ascii="Arial" w:eastAsia="Arial" w:hAnsi="Arial"/>
           <w:sz w:val="18"/>
           <w:highlight w:val="lightGray"/>
         </w:rPr>
@@ -508,7 +568,7 @@
       </w:r>
       <w:r>
         <w:rPr>
-          <w:rFonts w:ascii="Arial" w:hAnsi="Arial" w:eastAsia="Arial"/>
+          <w:rFonts w:ascii="Arial" w:eastAsia="Arial" w:hAnsi="Arial"/>
           <w:sz w:val="18"/>
           <w:highlight w:val="lightGray"/>
         </w:rPr>
@@ -516,7 +576,7 @@
       </w:r>
       <w:r>
         <w:rPr>
-          <w:rFonts w:ascii="Arial" w:hAnsi="Arial" w:eastAsia="Arial"/>
+          <w:rFonts w:ascii="Arial" w:eastAsia="Arial" w:hAnsi="Arial"/>
           <w:sz w:val="18"/>
           <w:highlight w:val="lightGray"/>
         </w:rPr>
@@ -524,7 +584,7 @@
       </w:r>
       <w:r>
         <w:rPr>
-          <w:rFonts w:ascii="Arial" w:hAnsi="Arial" w:eastAsia="Arial"/>
+          <w:rFonts w:ascii="Arial" w:eastAsia="Arial" w:hAnsi="Arial"/>
           <w:sz w:val="18"/>
           <w:highlight w:val="lightGray"/>
         </w:rPr>
@@ -532,7 +592,7 @@
       </w:r>
       <w:r>
         <w:rPr>
-          <w:rFonts w:ascii="Arial" w:hAnsi="Arial" w:eastAsia="Arial"/>
+          <w:rFonts w:ascii="Arial" w:eastAsia="Arial" w:hAnsi="Arial"/>
           <w:sz w:val="18"/>
           <w:highlight w:val="lightGray"/>
         </w:rPr>
@@ -545,9 +605,10 @@
       </w:pPr>
       <w:r>
         <w:rPr>
-          <w:rFonts w:ascii="Arial" w:hAnsi="Arial" w:eastAsia="Arial"/>
+          <w:rFonts w:ascii="Arial" w:eastAsia="Arial" w:hAnsi="Arial"/>
           <w:noProof/>
         </w:rPr>
+        <w:lastRenderedPageBreak/>
         <w:drawing>
           <wp:inline distT="0" distB="0" distL="0" distR="0" wp14:anchorId="5433F708" wp14:editId="6898C5A5">
             <wp:extent cx="3810000" cy="4034285"/>
@@ -619,13 +680,13 @@
       <w:bookmarkEnd w:id="3"/>
       <w:r>
         <w:rPr>
-          <w:rFonts w:ascii="Arial" w:hAnsi="Arial" w:eastAsia="Arial"/>
+          <w:rFonts w:ascii="Calibri Light" w:eastAsia="Calibri Light" w:hAnsi="Calibri Light"/>
         </w:rPr>
         <w:t xml:space="preserve">🧱 Relational Databases and </w:t>
       </w:r>
       <w:r>
         <w:rPr>
-          <w:rFonts w:ascii="Arial" w:hAnsi="Arial" w:eastAsia="Arial"/>
+          <w:rFonts w:ascii="Calibri Light" w:eastAsia="Calibri Light" w:hAnsi="Calibri Light"/>
           <w:b/>
           <w:bCs/>
           <w:sz w:val="22"/>
@@ -640,7 +701,7 @@
       </w:pPr>
       <w:r>
         <w:rPr>
-          <w:rFonts w:ascii="Arial" w:hAnsi="Arial" w:eastAsia="Arial"/>
+          <w:rFonts w:ascii="Arial" w:eastAsia="Arial" w:hAnsi="Arial"/>
           <w:b/>
           <w:color w:val="000000"/>
           <w:sz w:val="18"/>
@@ -650,16 +711,36 @@
       </w:r>
       <w:r>
         <w:rPr>
-          <w:rFonts w:ascii="Arial" w:hAnsi="Arial" w:eastAsia="Arial"/>
-          <w:color w:val="000000"/>
-          <w:sz w:val="18"/>
-          <w:highlight w:val="lightGray"/>
-        </w:rPr>
-        <w:t xml:space="preserve">: Persons Table -&gt; ID Column: 1, Name_En Column: Motasem Essam] -&gt; </w:t>
-      </w:r>
-      <w:r>
-        <w:rPr>
-          <w:rFonts w:ascii="Arial" w:hAnsi="Arial" w:eastAsia="Arial"/>
+          <w:rFonts w:ascii="Arial" w:eastAsia="Arial" w:hAnsi="Arial"/>
+          <w:color w:val="000000"/>
+          <w:sz w:val="18"/>
+          <w:highlight w:val="lightGray"/>
+        </w:rPr>
+        <w:t xml:space="preserve">: Persons Table -&gt; ID Column: 1, </w:t>
+      </w:r>
+      <w:proofErr w:type="spellStart"/>
+      <w:r>
+        <w:rPr>
+          <w:rFonts w:ascii="Arial" w:eastAsia="Arial" w:hAnsi="Arial"/>
+          <w:color w:val="000000"/>
+          <w:sz w:val="18"/>
+          <w:highlight w:val="lightGray"/>
+        </w:rPr>
+        <w:t>Name_En</w:t>
+      </w:r>
+      <w:proofErr w:type="spellEnd"/>
+      <w:r>
+        <w:rPr>
+          <w:rFonts w:ascii="Arial" w:eastAsia="Arial" w:hAnsi="Arial"/>
+          <w:color w:val="000000"/>
+          <w:sz w:val="18"/>
+          <w:highlight w:val="lightGray"/>
+        </w:rPr>
+        <w:t xml:space="preserve"> Column: Motasem Essam] -&gt; </w:t>
+      </w:r>
+      <w:r>
+        <w:rPr>
+          <w:rFonts w:ascii="Arial" w:eastAsia="Arial" w:hAnsi="Arial"/>
           <w:b/>
           <w:color w:val="000000"/>
           <w:sz w:val="18"/>
@@ -669,7 +750,7 @@
       </w:r>
       <w:r>
         <w:rPr>
-          <w:rFonts w:ascii="Arial" w:hAnsi="Arial" w:eastAsia="Arial"/>
+          <w:rFonts w:ascii="Arial" w:eastAsia="Arial" w:hAnsi="Arial"/>
           <w:color w:val="000000"/>
           <w:sz w:val="18"/>
           <w:highlight w:val="lightGray"/>
@@ -678,7 +759,7 @@
       </w:r>
       <w:r>
         <w:rPr>
-          <w:rFonts w:ascii="Arial" w:hAnsi="Arial" w:eastAsia="Arial"/>
+          <w:rFonts w:ascii="Arial" w:eastAsia="Arial" w:hAnsi="Arial"/>
           <w:b/>
           <w:color w:val="000000"/>
           <w:sz w:val="18"/>
@@ -688,7 +769,7 @@
       </w:r>
       <w:r>
         <w:rPr>
-          <w:rFonts w:ascii="Arial" w:hAnsi="Arial" w:eastAsia="Arial"/>
+          <w:rFonts w:ascii="Arial" w:eastAsia="Arial" w:hAnsi="Arial"/>
           <w:color w:val="000000"/>
           <w:sz w:val="18"/>
           <w:highlight w:val="lightGray"/>
@@ -835,6 +916,7 @@
         <w:rPr>
           <w:rFonts w:ascii="Roboto Mono" w:eastAsia="Roboto Mono" w:hAnsi="Roboto Mono"/>
         </w:rPr>
+        <w:lastRenderedPageBreak/>
         <w:t>More flexible structure (e.g., documents, key-value pairs).</w:t>
       </w:r>
       <w:r>
@@ -897,7 +979,7 @@
       <w:bookmarkEnd w:id="4"/>
       <w:r>
         <w:rPr>
-          <w:rFonts w:ascii="Arial" w:hAnsi="Arial" w:eastAsia="Arial"/>
+          <w:rFonts w:ascii="Calibri Light" w:eastAsia="Calibri Light" w:hAnsi="Calibri Light"/>
         </w:rPr>
         <w:t>📦 Example: A Table in a Relational Database</w:t>
       </w:r>
@@ -915,7 +997,7 @@
       </w:pPr>
       <w:r>
         <w:rPr>
-          <w:rFonts w:ascii="Arial" w:hAnsi="Arial" w:eastAsia="Arial"/>
+          <w:rFonts w:ascii="Arial" w:eastAsia="Arial" w:hAnsi="Arial"/>
           <w:b/>
           <w:color w:val="000000"/>
           <w:sz w:val="18"/>
@@ -925,16 +1007,36 @@
       </w:r>
       <w:r>
         <w:rPr>
-          <w:rFonts w:ascii="Arial" w:hAnsi="Arial" w:eastAsia="Arial"/>
-          <w:color w:val="000000"/>
-          <w:sz w:val="18"/>
-          <w:highlight w:val="lightGray"/>
-        </w:rPr>
-        <w:t xml:space="preserve">: Persons Table -&gt; ID Column: 1, Name_En Column: Motasem Essam] -&gt; </w:t>
-      </w:r>
-      <w:r>
-        <w:rPr>
-          <w:rFonts w:ascii="Arial" w:hAnsi="Arial" w:eastAsia="Arial"/>
+          <w:rFonts w:ascii="Arial" w:eastAsia="Arial" w:hAnsi="Arial"/>
+          <w:color w:val="000000"/>
+          <w:sz w:val="18"/>
+          <w:highlight w:val="lightGray"/>
+        </w:rPr>
+        <w:t xml:space="preserve">: Persons Table -&gt; ID Column: 1, </w:t>
+      </w:r>
+      <w:proofErr w:type="spellStart"/>
+      <w:r>
+        <w:rPr>
+          <w:rFonts w:ascii="Arial" w:eastAsia="Arial" w:hAnsi="Arial"/>
+          <w:color w:val="000000"/>
+          <w:sz w:val="18"/>
+          <w:highlight w:val="lightGray"/>
+        </w:rPr>
+        <w:t>Name_En</w:t>
+      </w:r>
+      <w:proofErr w:type="spellEnd"/>
+      <w:r>
+        <w:rPr>
+          <w:rFonts w:ascii="Arial" w:eastAsia="Arial" w:hAnsi="Arial"/>
+          <w:color w:val="000000"/>
+          <w:sz w:val="18"/>
+          <w:highlight w:val="lightGray"/>
+        </w:rPr>
+        <w:t xml:space="preserve"> Column: Motasem Essam] -&gt; </w:t>
+      </w:r>
+      <w:r>
+        <w:rPr>
+          <w:rFonts w:ascii="Arial" w:eastAsia="Arial" w:hAnsi="Arial"/>
           <w:b/>
           <w:color w:val="000000"/>
           <w:sz w:val="18"/>
@@ -944,7 +1046,7 @@
       </w:r>
       <w:r>
         <w:rPr>
-          <w:rFonts w:ascii="Arial" w:hAnsi="Arial" w:eastAsia="Arial"/>
+          <w:rFonts w:ascii="Arial" w:eastAsia="Arial" w:hAnsi="Arial"/>
           <w:color w:val="000000"/>
           <w:sz w:val="18"/>
           <w:highlight w:val="lightGray"/>
@@ -953,7 +1055,7 @@
       </w:r>
       <w:r>
         <w:rPr>
-          <w:rFonts w:ascii="Arial" w:hAnsi="Arial" w:eastAsia="Arial"/>
+          <w:rFonts w:ascii="Arial" w:eastAsia="Arial" w:hAnsi="Arial"/>
           <w:b/>
           <w:color w:val="000000"/>
           <w:sz w:val="18"/>
@@ -963,7 +1065,7 @@
       </w:r>
       <w:r>
         <w:rPr>
-          <w:rFonts w:ascii="Arial" w:hAnsi="Arial" w:eastAsia="Arial"/>
+          <w:rFonts w:ascii="Arial" w:eastAsia="Arial" w:hAnsi="Arial"/>
           <w:color w:val="000000"/>
           <w:sz w:val="18"/>
           <w:highlight w:val="lightGray"/>
@@ -974,7 +1076,7 @@
     <w:p>
       <w:r>
         <w:rPr>
-          <w:rFonts w:ascii="Arial" w:hAnsi="Arial" w:eastAsia="Arial"/>
+          <w:rFonts w:ascii="Arial" w:eastAsia="Arial" w:hAnsi="Arial"/>
           <w:noProof/>
         </w:rPr>
         <w:drawing>
@@ -1349,7 +1451,7 @@
       <w:bookmarkEnd w:id="5"/>
       <w:r>
         <w:rPr>
-          <w:rFonts w:ascii="Arial" w:hAnsi="Arial" w:eastAsia="Arial"/>
+          <w:rFonts w:ascii="Calibri Light" w:eastAsia="Calibri Light" w:hAnsi="Calibri Light"/>
         </w:rPr>
         <w:t>💡 Common Uses</w:t>
       </w:r>
@@ -1360,7 +1462,7 @@
       </w:pPr>
       <w:r>
         <w:rPr>
-          <w:rFonts w:ascii="Arial" w:hAnsi="Arial" w:eastAsia="Arial"/>
+          <w:rFonts w:ascii="Arial" w:eastAsia="Arial" w:hAnsi="Arial"/>
           <w:b/>
           <w:color w:val="000000"/>
           <w:sz w:val="18"/>
@@ -1370,16 +1472,36 @@
       </w:r>
       <w:r>
         <w:rPr>
-          <w:rFonts w:ascii="Arial" w:hAnsi="Arial" w:eastAsia="Arial"/>
-          <w:color w:val="000000"/>
-          <w:sz w:val="18"/>
-          <w:highlight w:val="lightGray"/>
-        </w:rPr>
-        <w:t xml:space="preserve">: Persons Table -&gt; ID Column: 1, Name_En Column: Motasem Essam] -&gt; </w:t>
-      </w:r>
-      <w:r>
-        <w:rPr>
-          <w:rFonts w:ascii="Arial" w:hAnsi="Arial" w:eastAsia="Arial"/>
+          <w:rFonts w:ascii="Arial" w:eastAsia="Arial" w:hAnsi="Arial"/>
+          <w:color w:val="000000"/>
+          <w:sz w:val="18"/>
+          <w:highlight w:val="lightGray"/>
+        </w:rPr>
+        <w:t xml:space="preserve">: Persons Table -&gt; ID Column: 1, </w:t>
+      </w:r>
+      <w:proofErr w:type="spellStart"/>
+      <w:r>
+        <w:rPr>
+          <w:rFonts w:ascii="Arial" w:eastAsia="Arial" w:hAnsi="Arial"/>
+          <w:color w:val="000000"/>
+          <w:sz w:val="18"/>
+          <w:highlight w:val="lightGray"/>
+        </w:rPr>
+        <w:t>Name_En</w:t>
+      </w:r>
+      <w:proofErr w:type="spellEnd"/>
+      <w:r>
+        <w:rPr>
+          <w:rFonts w:ascii="Arial" w:eastAsia="Arial" w:hAnsi="Arial"/>
+          <w:color w:val="000000"/>
+          <w:sz w:val="18"/>
+          <w:highlight w:val="lightGray"/>
+        </w:rPr>
+        <w:t xml:space="preserve"> Column: Motasem Essam] -&gt; </w:t>
+      </w:r>
+      <w:r>
+        <w:rPr>
+          <w:rFonts w:ascii="Arial" w:eastAsia="Arial" w:hAnsi="Arial"/>
           <w:b/>
           <w:color w:val="000000"/>
           <w:sz w:val="18"/>
@@ -1389,7 +1511,7 @@
       </w:r>
       <w:r>
         <w:rPr>
-          <w:rFonts w:ascii="Arial" w:hAnsi="Arial" w:eastAsia="Arial"/>
+          <w:rFonts w:ascii="Arial" w:eastAsia="Arial" w:hAnsi="Arial"/>
           <w:color w:val="000000"/>
           <w:sz w:val="18"/>
           <w:highlight w:val="lightGray"/>
@@ -1398,7 +1520,7 @@
       </w:r>
       <w:r>
         <w:rPr>
-          <w:rFonts w:ascii="Arial" w:hAnsi="Arial" w:eastAsia="Arial"/>
+          <w:rFonts w:ascii="Arial" w:eastAsia="Arial" w:hAnsi="Arial"/>
           <w:b/>
           <w:color w:val="000000"/>
           <w:sz w:val="18"/>
@@ -1408,7 +1530,7 @@
       </w:r>
       <w:r>
         <w:rPr>
-          <w:rFonts w:ascii="Arial" w:hAnsi="Arial" w:eastAsia="Arial"/>
+          <w:rFonts w:ascii="Arial" w:eastAsia="Arial" w:hAnsi="Arial"/>
           <w:color w:val="000000"/>
           <w:sz w:val="18"/>
           <w:highlight w:val="lightGray"/>
@@ -1449,6 +1571,7 @@
         <w:rPr>
           <w:rFonts w:ascii="Roboto Mono" w:eastAsia="Roboto Mono" w:hAnsi="Roboto Mono"/>
         </w:rPr>
+        <w:lastRenderedPageBreak/>
         <w:t>E-commerce storing product details</w:t>
       </w:r>
       <w:r>
@@ -1530,7 +1653,7 @@
       <w:bookmarkEnd w:id="6"/>
       <w:r>
         <w:rPr>
-          <w:rFonts w:ascii="Arial" w:hAnsi="Arial" w:eastAsia="Arial"/>
+          <w:rFonts w:ascii="Calibri Light" w:eastAsia="Calibri Light" w:hAnsi="Calibri Light"/>
         </w:rPr>
         <w:t>what is schema of the database</w:t>
       </w:r>
@@ -1541,7 +1664,7 @@
       </w:pPr>
       <w:r>
         <w:rPr>
-          <w:rFonts w:ascii="Arial" w:hAnsi="Arial" w:eastAsia="Arial"/>
+          <w:rFonts w:ascii="Arial" w:eastAsia="Arial" w:hAnsi="Arial"/>
           <w:b/>
           <w:color w:val="000000"/>
           <w:sz w:val="18"/>
@@ -1551,16 +1674,36 @@
       </w:r>
       <w:r>
         <w:rPr>
-          <w:rFonts w:ascii="Arial" w:hAnsi="Arial" w:eastAsia="Arial"/>
-          <w:color w:val="000000"/>
-          <w:sz w:val="18"/>
-          <w:highlight w:val="lightGray"/>
-        </w:rPr>
-        <w:t xml:space="preserve">: Persons Table -&gt; ID Column: 1, Name_En Column: Motasem Essam] -&gt; </w:t>
-      </w:r>
-      <w:r>
-        <w:rPr>
-          <w:rFonts w:ascii="Arial" w:hAnsi="Arial" w:eastAsia="Arial"/>
+          <w:rFonts w:ascii="Arial" w:eastAsia="Arial" w:hAnsi="Arial"/>
+          <w:color w:val="000000"/>
+          <w:sz w:val="18"/>
+          <w:highlight w:val="lightGray"/>
+        </w:rPr>
+        <w:t xml:space="preserve">: Persons Table -&gt; ID Column: 1, </w:t>
+      </w:r>
+      <w:proofErr w:type="spellStart"/>
+      <w:r>
+        <w:rPr>
+          <w:rFonts w:ascii="Arial" w:eastAsia="Arial" w:hAnsi="Arial"/>
+          <w:color w:val="000000"/>
+          <w:sz w:val="18"/>
+          <w:highlight w:val="lightGray"/>
+        </w:rPr>
+        <w:t>Name_En</w:t>
+      </w:r>
+      <w:proofErr w:type="spellEnd"/>
+      <w:r>
+        <w:rPr>
+          <w:rFonts w:ascii="Arial" w:eastAsia="Arial" w:hAnsi="Arial"/>
+          <w:color w:val="000000"/>
+          <w:sz w:val="18"/>
+          <w:highlight w:val="lightGray"/>
+        </w:rPr>
+        <w:t xml:space="preserve"> Column: Motasem Essam] -&gt; </w:t>
+      </w:r>
+      <w:r>
+        <w:rPr>
+          <w:rFonts w:ascii="Arial" w:eastAsia="Arial" w:hAnsi="Arial"/>
           <w:b/>
           <w:color w:val="000000"/>
           <w:sz w:val="18"/>
@@ -1570,7 +1713,7 @@
       </w:r>
       <w:r>
         <w:rPr>
-          <w:rFonts w:ascii="Arial" w:hAnsi="Arial" w:eastAsia="Arial"/>
+          <w:rFonts w:ascii="Arial" w:eastAsia="Arial" w:hAnsi="Arial"/>
           <w:color w:val="000000"/>
           <w:sz w:val="18"/>
           <w:highlight w:val="lightGray"/>
@@ -1579,7 +1722,7 @@
       </w:r>
       <w:r>
         <w:rPr>
-          <w:rFonts w:ascii="Arial" w:hAnsi="Arial" w:eastAsia="Arial"/>
+          <w:rFonts w:ascii="Arial" w:eastAsia="Arial" w:hAnsi="Arial"/>
           <w:b/>
           <w:color w:val="000000"/>
           <w:sz w:val="18"/>
@@ -1589,7 +1732,7 @@
       </w:r>
       <w:r>
         <w:rPr>
-          <w:rFonts w:ascii="Arial" w:hAnsi="Arial" w:eastAsia="Arial"/>
+          <w:rFonts w:ascii="Arial" w:eastAsia="Arial" w:hAnsi="Arial"/>
           <w:color w:val="000000"/>
           <w:sz w:val="18"/>
           <w:highlight w:val="lightGray"/>
@@ -1664,7 +1807,7 @@
       <w:bookmarkEnd w:id="7"/>
       <w:r>
         <w:rPr>
-          <w:rFonts w:ascii="Arial" w:hAnsi="Arial" w:eastAsia="Arial"/>
+          <w:rFonts w:ascii="Calibri Light" w:eastAsia="Calibri Light" w:hAnsi="Calibri Light"/>
           <w:b/>
           <w:bCs/>
           <w:color w:val="000000"/>
@@ -1680,7 +1823,7 @@
       </w:pPr>
       <w:r>
         <w:rPr>
-          <w:rFonts w:ascii="Arial" w:hAnsi="Arial" w:eastAsia="Arial"/>
+          <w:rFonts w:ascii="Arial" w:eastAsia="Arial" w:hAnsi="Arial"/>
           <w:b/>
           <w:color w:val="000000"/>
           <w:sz w:val="18"/>
@@ -1690,16 +1833,36 @@
       </w:r>
       <w:r>
         <w:rPr>
-          <w:rFonts w:ascii="Arial" w:hAnsi="Arial" w:eastAsia="Arial"/>
-          <w:color w:val="000000"/>
-          <w:sz w:val="18"/>
-          <w:highlight w:val="lightGray"/>
-        </w:rPr>
-        <w:t xml:space="preserve">: Persons Table -&gt; ID Column: 1, Name_En Column: Motasem Essam] -&gt; </w:t>
-      </w:r>
-      <w:r>
-        <w:rPr>
-          <w:rFonts w:ascii="Arial" w:hAnsi="Arial" w:eastAsia="Arial"/>
+          <w:rFonts w:ascii="Arial" w:eastAsia="Arial" w:hAnsi="Arial"/>
+          <w:color w:val="000000"/>
+          <w:sz w:val="18"/>
+          <w:highlight w:val="lightGray"/>
+        </w:rPr>
+        <w:t xml:space="preserve">: Persons Table -&gt; ID Column: 1, </w:t>
+      </w:r>
+      <w:proofErr w:type="spellStart"/>
+      <w:r>
+        <w:rPr>
+          <w:rFonts w:ascii="Arial" w:eastAsia="Arial" w:hAnsi="Arial"/>
+          <w:color w:val="000000"/>
+          <w:sz w:val="18"/>
+          <w:highlight w:val="lightGray"/>
+        </w:rPr>
+        <w:t>Name_En</w:t>
+      </w:r>
+      <w:proofErr w:type="spellEnd"/>
+      <w:r>
+        <w:rPr>
+          <w:rFonts w:ascii="Arial" w:eastAsia="Arial" w:hAnsi="Arial"/>
+          <w:color w:val="000000"/>
+          <w:sz w:val="18"/>
+          <w:highlight w:val="lightGray"/>
+        </w:rPr>
+        <w:t xml:space="preserve"> Column: Motasem Essam] -&gt; </w:t>
+      </w:r>
+      <w:r>
+        <w:rPr>
+          <w:rFonts w:ascii="Arial" w:eastAsia="Arial" w:hAnsi="Arial"/>
           <w:b/>
           <w:color w:val="000000"/>
           <w:sz w:val="18"/>
@@ -1709,7 +1872,7 @@
       </w:r>
       <w:r>
         <w:rPr>
-          <w:rFonts w:ascii="Arial" w:hAnsi="Arial" w:eastAsia="Arial"/>
+          <w:rFonts w:ascii="Arial" w:eastAsia="Arial" w:hAnsi="Arial"/>
           <w:color w:val="000000"/>
           <w:sz w:val="18"/>
           <w:highlight w:val="lightGray"/>
@@ -1718,7 +1881,7 @@
       </w:r>
       <w:r>
         <w:rPr>
-          <w:rFonts w:ascii="Arial" w:hAnsi="Arial" w:eastAsia="Arial"/>
+          <w:rFonts w:ascii="Arial" w:eastAsia="Arial" w:hAnsi="Arial"/>
           <w:b/>
           <w:color w:val="000000"/>
           <w:sz w:val="18"/>
@@ -1728,7 +1891,7 @@
       </w:r>
       <w:r>
         <w:rPr>
-          <w:rFonts w:ascii="Arial" w:hAnsi="Arial" w:eastAsia="Arial"/>
+          <w:rFonts w:ascii="Arial" w:eastAsia="Arial" w:hAnsi="Arial"/>
           <w:color w:val="000000"/>
           <w:sz w:val="18"/>
           <w:highlight w:val="lightGray"/>
@@ -1826,6 +1989,7 @@
         </w:rPr>
         <w:t xml:space="preserve">: Attributes of the data in each table (e.g., </w:t>
       </w:r>
+      <w:proofErr w:type="spellStart"/>
       <w:r>
         <w:rPr>
           <w:rFonts w:ascii="Roboto Mono" w:eastAsia="Roboto Mono" w:hAnsi="Roboto Mono" w:cs="Roboto Mono"/>
@@ -1833,6 +1997,7 @@
         </w:rPr>
         <w:t>user_id</w:t>
       </w:r>
+      <w:proofErr w:type="spellEnd"/>
       <w:r>
         <w:rPr>
           <w:rFonts w:ascii="Roboto Mono" w:eastAsia="Roboto Mono" w:hAnsi="Roboto Mono"/>
@@ -1954,6 +2119,7 @@
           <w:b/>
           <w:bCs/>
         </w:rPr>
+        <w:lastRenderedPageBreak/>
         <w:t>Keys</w:t>
       </w:r>
       <w:r>
@@ -2152,7 +2318,7 @@
       <w:bookmarkEnd w:id="8"/>
       <w:r>
         <w:rPr>
-          <w:rFonts w:ascii="Arial" w:hAnsi="Arial" w:eastAsia="Arial"/>
+          <w:rFonts w:ascii="Calibri Light" w:eastAsia="Calibri Light" w:hAnsi="Calibri Light"/>
           <w:b/>
           <w:bCs/>
           <w:color w:val="000000"/>
@@ -2168,7 +2334,7 @@
       </w:pPr>
       <w:r>
         <w:rPr>
-          <w:rFonts w:ascii="Arial" w:hAnsi="Arial" w:eastAsia="Arial"/>
+          <w:rFonts w:ascii="Arial" w:eastAsia="Arial" w:hAnsi="Arial"/>
           <w:b/>
           <w:color w:val="000000"/>
           <w:sz w:val="18"/>
@@ -2178,16 +2344,36 @@
       </w:r>
       <w:r>
         <w:rPr>
-          <w:rFonts w:ascii="Arial" w:hAnsi="Arial" w:eastAsia="Arial"/>
-          <w:color w:val="000000"/>
-          <w:sz w:val="18"/>
-          <w:highlight w:val="lightGray"/>
-        </w:rPr>
-        <w:t xml:space="preserve">: Persons Table -&gt; ID Column: 1, Name_En Column: Motasem Essam] -&gt; </w:t>
-      </w:r>
-      <w:r>
-        <w:rPr>
-          <w:rFonts w:ascii="Arial" w:hAnsi="Arial" w:eastAsia="Arial"/>
+          <w:rFonts w:ascii="Arial" w:eastAsia="Arial" w:hAnsi="Arial"/>
+          <w:color w:val="000000"/>
+          <w:sz w:val="18"/>
+          <w:highlight w:val="lightGray"/>
+        </w:rPr>
+        <w:t xml:space="preserve">: Persons Table -&gt; ID Column: 1, </w:t>
+      </w:r>
+      <w:proofErr w:type="spellStart"/>
+      <w:r>
+        <w:rPr>
+          <w:rFonts w:ascii="Arial" w:eastAsia="Arial" w:hAnsi="Arial"/>
+          <w:color w:val="000000"/>
+          <w:sz w:val="18"/>
+          <w:highlight w:val="lightGray"/>
+        </w:rPr>
+        <w:t>Name_En</w:t>
+      </w:r>
+      <w:proofErr w:type="spellEnd"/>
+      <w:r>
+        <w:rPr>
+          <w:rFonts w:ascii="Arial" w:eastAsia="Arial" w:hAnsi="Arial"/>
+          <w:color w:val="000000"/>
+          <w:sz w:val="18"/>
+          <w:highlight w:val="lightGray"/>
+        </w:rPr>
+        <w:t xml:space="preserve"> Column: Motasem Essam] -&gt; </w:t>
+      </w:r>
+      <w:r>
+        <w:rPr>
+          <w:rFonts w:ascii="Arial" w:eastAsia="Arial" w:hAnsi="Arial"/>
           <w:b/>
           <w:color w:val="000000"/>
           <w:sz w:val="18"/>
@@ -2197,7 +2383,7 @@
       </w:r>
       <w:r>
         <w:rPr>
-          <w:rFonts w:ascii="Arial" w:hAnsi="Arial" w:eastAsia="Arial"/>
+          <w:rFonts w:ascii="Arial" w:eastAsia="Arial" w:hAnsi="Arial"/>
           <w:color w:val="000000"/>
           <w:sz w:val="18"/>
           <w:highlight w:val="lightGray"/>
@@ -2206,7 +2392,7 @@
       </w:r>
       <w:r>
         <w:rPr>
-          <w:rFonts w:ascii="Arial" w:hAnsi="Arial" w:eastAsia="Arial"/>
+          <w:rFonts w:ascii="Arial" w:eastAsia="Arial" w:hAnsi="Arial"/>
           <w:b/>
           <w:color w:val="000000"/>
           <w:sz w:val="18"/>
@@ -2216,7 +2402,7 @@
       </w:r>
       <w:r>
         <w:rPr>
-          <w:rFonts w:ascii="Arial" w:hAnsi="Arial" w:eastAsia="Arial"/>
+          <w:rFonts w:ascii="Arial" w:eastAsia="Arial" w:hAnsi="Arial"/>
           <w:color w:val="000000"/>
           <w:sz w:val="18"/>
           <w:highlight w:val="lightGray"/>
@@ -2227,7 +2413,7 @@
     <w:p>
       <w:r>
         <w:rPr>
-          <w:rFonts w:ascii="Arial" w:hAnsi="Arial" w:eastAsia="Arial"/>
+          <w:rFonts w:ascii="Arial" w:eastAsia="Arial" w:hAnsi="Arial"/>
           <w:noProof/>
         </w:rPr>
         <w:drawing>
@@ -2280,23 +2466,66 @@
         <w:rPr>
           <w:rFonts w:ascii="Roboto Mono" w:eastAsia="Roboto Mono" w:hAnsi="Roboto Mono"/>
         </w:rPr>
-        <w:t xml:space="preserve">    user_id INT PRIMARY KEY,</w:t>
-      </w:r>
-    </w:p>
-    <w:p>
-      <w:r>
-        <w:rPr>
-          <w:rFonts w:ascii="Roboto Mono" w:eastAsia="Roboto Mono" w:hAnsi="Roboto Mono"/>
-        </w:rPr>
-        <w:t xml:space="preserve">    name VARCHAR(100),</w:t>
-      </w:r>
-    </w:p>
-    <w:p>
-      <w:r>
-        <w:rPr>
-          <w:rFonts w:ascii="Roboto Mono" w:eastAsia="Roboto Mono" w:hAnsi="Roboto Mono"/>
-        </w:rPr>
-        <w:t xml:space="preserve">    email VARCHAR(100) UNIQUE NOT NULL</w:t>
+        <w:t xml:space="preserve">    </w:t>
+      </w:r>
+      <w:proofErr w:type="spellStart"/>
+      <w:r>
+        <w:rPr>
+          <w:rFonts w:ascii="Roboto Mono" w:eastAsia="Roboto Mono" w:hAnsi="Roboto Mono"/>
+        </w:rPr>
+        <w:t>user_id</w:t>
+      </w:r>
+      <w:proofErr w:type="spellEnd"/>
+      <w:r>
+        <w:rPr>
+          <w:rFonts w:ascii="Roboto Mono" w:eastAsia="Roboto Mono" w:hAnsi="Roboto Mono"/>
+        </w:rPr>
+        <w:t xml:space="preserve"> INT PRIMARY KEY,</w:t>
+      </w:r>
+    </w:p>
+    <w:p>
+      <w:r>
+        <w:rPr>
+          <w:rFonts w:ascii="Roboto Mono" w:eastAsia="Roboto Mono" w:hAnsi="Roboto Mono"/>
+        </w:rPr>
+        <w:t xml:space="preserve">    name </w:t>
+      </w:r>
+      <w:proofErr w:type="gramStart"/>
+      <w:r>
+        <w:rPr>
+          <w:rFonts w:ascii="Roboto Mono" w:eastAsia="Roboto Mono" w:hAnsi="Roboto Mono"/>
+        </w:rPr>
+        <w:t>VARCHAR(</w:t>
+      </w:r>
+      <w:proofErr w:type="gramEnd"/>
+      <w:r>
+        <w:rPr>
+          <w:rFonts w:ascii="Roboto Mono" w:eastAsia="Roboto Mono" w:hAnsi="Roboto Mono"/>
+        </w:rPr>
+        <w:t>100),</w:t>
+      </w:r>
+    </w:p>
+    <w:p>
+      <w:r>
+        <w:rPr>
+          <w:rFonts w:ascii="Roboto Mono" w:eastAsia="Roboto Mono" w:hAnsi="Roboto Mono"/>
+        </w:rPr>
+        <w:lastRenderedPageBreak/>
+        <w:t xml:space="preserve">    email </w:t>
+      </w:r>
+      <w:proofErr w:type="gramStart"/>
+      <w:r>
+        <w:rPr>
+          <w:rFonts w:ascii="Roboto Mono" w:eastAsia="Roboto Mono" w:hAnsi="Roboto Mono"/>
+        </w:rPr>
+        <w:t>VARCHAR(</w:t>
+      </w:r>
+      <w:proofErr w:type="gramEnd"/>
+      <w:r>
+        <w:rPr>
+          <w:rFonts w:ascii="Roboto Mono" w:eastAsia="Roboto Mono" w:hAnsi="Roboto Mono"/>
+        </w:rPr>
+        <w:t>100) UNIQUE NOT NULL</w:t>
       </w:r>
     </w:p>
     <w:p>
@@ -2321,31 +2550,101 @@
         <w:rPr>
           <w:rFonts w:ascii="Roboto Mono" w:eastAsia="Roboto Mono" w:hAnsi="Roboto Mono"/>
         </w:rPr>
-        <w:t xml:space="preserve">    order_id INT PRIMARY KEY,</w:t>
-      </w:r>
-    </w:p>
-    <w:p>
-      <w:r>
-        <w:rPr>
-          <w:rFonts w:ascii="Roboto Mono" w:eastAsia="Roboto Mono" w:hAnsi="Roboto Mono"/>
-        </w:rPr>
-        <w:t xml:space="preserve">    user_id INT,</w:t>
-      </w:r>
-    </w:p>
-    <w:p>
-      <w:r>
-        <w:rPr>
-          <w:rFonts w:ascii="Roboto Mono" w:eastAsia="Roboto Mono" w:hAnsi="Roboto Mono"/>
-        </w:rPr>
-        <w:t xml:space="preserve">    order_date DATE,</w:t>
-      </w:r>
-    </w:p>
-    <w:p>
-      <w:r>
-        <w:rPr>
-          <w:rFonts w:ascii="Roboto Mono" w:eastAsia="Roboto Mono" w:hAnsi="Roboto Mono"/>
-        </w:rPr>
-        <w:t xml:space="preserve">    FOREIGN KEY (user_id) REFERENCES Users(user_id)</w:t>
+        <w:t xml:space="preserve">    </w:t>
+      </w:r>
+      <w:proofErr w:type="spellStart"/>
+      <w:r>
+        <w:rPr>
+          <w:rFonts w:ascii="Roboto Mono" w:eastAsia="Roboto Mono" w:hAnsi="Roboto Mono"/>
+        </w:rPr>
+        <w:t>order_id</w:t>
+      </w:r>
+      <w:proofErr w:type="spellEnd"/>
+      <w:r>
+        <w:rPr>
+          <w:rFonts w:ascii="Roboto Mono" w:eastAsia="Roboto Mono" w:hAnsi="Roboto Mono"/>
+        </w:rPr>
+        <w:t xml:space="preserve"> INT PRIMARY KEY,</w:t>
+      </w:r>
+    </w:p>
+    <w:p>
+      <w:r>
+        <w:rPr>
+          <w:rFonts w:ascii="Roboto Mono" w:eastAsia="Roboto Mono" w:hAnsi="Roboto Mono"/>
+        </w:rPr>
+        <w:t xml:space="preserve">    </w:t>
+      </w:r>
+      <w:proofErr w:type="spellStart"/>
+      <w:r>
+        <w:rPr>
+          <w:rFonts w:ascii="Roboto Mono" w:eastAsia="Roboto Mono" w:hAnsi="Roboto Mono"/>
+        </w:rPr>
+        <w:t>user_id</w:t>
+      </w:r>
+      <w:proofErr w:type="spellEnd"/>
+      <w:r>
+        <w:rPr>
+          <w:rFonts w:ascii="Roboto Mono" w:eastAsia="Roboto Mono" w:hAnsi="Roboto Mono"/>
+        </w:rPr>
+        <w:t xml:space="preserve"> INT,</w:t>
+      </w:r>
+    </w:p>
+    <w:p>
+      <w:r>
+        <w:rPr>
+          <w:rFonts w:ascii="Roboto Mono" w:eastAsia="Roboto Mono" w:hAnsi="Roboto Mono"/>
+        </w:rPr>
+        <w:t xml:space="preserve">    </w:t>
+      </w:r>
+      <w:proofErr w:type="spellStart"/>
+      <w:r>
+        <w:rPr>
+          <w:rFonts w:ascii="Roboto Mono" w:eastAsia="Roboto Mono" w:hAnsi="Roboto Mono"/>
+        </w:rPr>
+        <w:t>order_date</w:t>
+      </w:r>
+      <w:proofErr w:type="spellEnd"/>
+      <w:r>
+        <w:rPr>
+          <w:rFonts w:ascii="Roboto Mono" w:eastAsia="Roboto Mono" w:hAnsi="Roboto Mono"/>
+        </w:rPr>
+        <w:t xml:space="preserve"> DATE,</w:t>
+      </w:r>
+    </w:p>
+    <w:p>
+      <w:r>
+        <w:rPr>
+          <w:rFonts w:ascii="Roboto Mono" w:eastAsia="Roboto Mono" w:hAnsi="Roboto Mono"/>
+        </w:rPr>
+        <w:t xml:space="preserve">    FOREIGN KEY (</w:t>
+      </w:r>
+      <w:proofErr w:type="spellStart"/>
+      <w:r>
+        <w:rPr>
+          <w:rFonts w:ascii="Roboto Mono" w:eastAsia="Roboto Mono" w:hAnsi="Roboto Mono"/>
+        </w:rPr>
+        <w:t>user_id</w:t>
+      </w:r>
+      <w:proofErr w:type="spellEnd"/>
+      <w:r>
+        <w:rPr>
+          <w:rFonts w:ascii="Roboto Mono" w:eastAsia="Roboto Mono" w:hAnsi="Roboto Mono"/>
+        </w:rPr>
+        <w:t>) REFERENCES Users(</w:t>
+      </w:r>
+      <w:proofErr w:type="spellStart"/>
+      <w:r>
+        <w:rPr>
+          <w:rFonts w:ascii="Roboto Mono" w:eastAsia="Roboto Mono" w:hAnsi="Roboto Mono"/>
+        </w:rPr>
+        <w:t>user_id</w:t>
+      </w:r>
+      <w:proofErr w:type="spellEnd"/>
+      <w:r>
+        <w:rPr>
+          <w:rFonts w:ascii="Roboto Mono" w:eastAsia="Roboto Mono" w:hAnsi="Roboto Mono"/>
+        </w:rPr>
+        <w:t>)</w:t>
       </w:r>
     </w:p>
     <w:p>
